--- a/reports/Data Analyst.docx
+++ b/reports/Data Analyst.docx
@@ -1,6 +1,6 @@
 
 <file path=word/document.xml><?xml version="1.0" encoding="utf-8"?>
-<w:document xmlns:wpc="http://schemas.microsoft.com/office/word/2010/wordprocessingCanvas" xmlns:cx="http://schemas.microsoft.com/office/drawing/2014/chartex" xmlns:cx1="http://schemas.microsoft.com/office/drawing/2015/9/8/chartex" xmlns:cx2="http://schemas.microsoft.com/office/drawing/2015/10/21/chartex" xmlns:cx3="http://schemas.microsoft.com/office/drawing/2016/5/9/chartex" xmlns:cx4="http://schemas.microsoft.com/office/drawing/2016/5/10/chartex" xmlns:cx5="http://schemas.microsoft.com/office/drawing/2016/5/11/chartex" xmlns:cx6="http://schemas.microsoft.com/office/drawing/2016/5/12/chartex" xmlns:cx7="http://schemas.microsoft.com/office/drawing/2016/5/13/chartex" xmlns:cx8="http://schemas.microsoft.com/office/drawing/2016/5/14/chartex" xmlns:mc="http://schemas.openxmlformats.org/markup-compatibility/2006" xmlns:aink="http://schemas.microsoft.com/office/drawing/2016/ink" xmlns:am3d="http://schemas.microsoft.com/office/drawing/2017/model3d" xmlns:o="urn:schemas-microsoft-com:office:office" xmlns:oel="http://schemas.microsoft.com/office/2019/extlst" xmlns:r="http://schemas.openxmlformats.org/officeDocument/2006/relationships" xmlns:m="http://schemas.openxmlformats.org/officeDocument/2006/math" xmlns:v="urn:schemas-microsoft-com:vml" xmlns:wp14="http://schemas.microsoft.com/office/word/2010/wordprocessingDrawing" xmlns:wp="http://schemas.openxmlformats.org/drawingml/2006/wordprocessingDrawing" xmlns:w10="urn:schemas-microsoft-com:office:word" xmlns:w="http://schemas.openxmlformats.org/wordprocessingml/2006/main" xmlns:w14="http://schemas.microsoft.com/office/word/2010/wordml" xmlns:w15="http://schemas.microsoft.com/office/word/2012/wordml" xmlns:w16cex="http://schemas.microsoft.com/office/word/2018/wordml/cex" xmlns:w16cid="http://schemas.microsoft.com/office/word/2016/wordml/cid" xmlns:w16="http://schemas.microsoft.com/office/word/2018/wordml" xmlns:w16du="http://schemas.microsoft.com/office/word/2023/wordml/word16du" xmlns:w16sdtdh="http://schemas.microsoft.com/office/word/2020/wordml/sdtdatahash" xmlns:w16sdtfl="http://schemas.microsoft.com/office/word/2024/wordml/sdtformatlock" xmlns:w16se="http://schemas.microsoft.com/office/word/2015/wordml/symex" xmlns:wpg="http://schemas.microsoft.com/office/word/2010/wordprocessingGroup" xmlns:wpi="http://schemas.microsoft.com/office/word/2010/wordprocessingInk" xmlns:wne="http://schemas.microsoft.com/office/word/2006/wordml" xmlns:wps="http://schemas.microsoft.com/office/word/2010/wordprocessingShape" mc:Ignorable="w14 w15 w16se w16cid w16 w16cex w16sdtdh w16sdtfl w16du wp14">
+<w:document xmlns:wpc="http://schemas.microsoft.com/office/word/2010/wordprocessingCanvas" xmlns:cx="http://schemas.microsoft.com/office/drawing/2014/chartex" xmlns:cx1="http://schemas.microsoft.com/office/drawing/2015/9/8/chartex" xmlns:cx2="http://schemas.microsoft.com/office/drawing/2015/10/21/chartex" xmlns:cx3="http://schemas.microsoft.com/office/drawing/2016/5/9/chartex" xmlns:cx4="http://schemas.microsoft.com/office/drawing/2016/5/10/chartex" xmlns:cx5="http://schemas.microsoft.com/office/drawing/2016/5/11/chartex" xmlns:cx6="http://schemas.microsoft.com/office/drawing/2016/5/12/chartex" xmlns:cx7="http://schemas.microsoft.com/office/drawing/2016/5/13/chartex" xmlns:cx8="http://schemas.microsoft.com/office/drawing/2016/5/14/chartex" xmlns:mc="http://schemas.openxmlformats.org/markup-compatibility/2006" xmlns:aink="http://schemas.microsoft.com/office/drawing/2016/ink" xmlns:am3d="http://schemas.microsoft.com/office/drawing/2017/model3d" xmlns:o="urn:schemas-microsoft-com:office:office" xmlns:oel="http://schemas.microsoft.com/office/2019/extlst" xmlns:r="http://schemas.openxmlformats.org/officeDocument/2006/relationships" xmlns:m="http://schemas.openxmlformats.org/officeDocument/2006/math" xmlns:v="urn:schemas-microsoft-com:vml" xmlns:wp14="http://schemas.microsoft.com/office/word/2010/wordprocessingDrawing" xmlns:wp="http://schemas.openxmlformats.org/drawingml/2006/wordprocessingDrawing" xmlns:w10="urn:schemas-microsoft-com:office:word" xmlns:w="http://schemas.openxmlformats.org/wordprocessingml/2006/main" xmlns:w14="http://schemas.microsoft.com/office/word/2010/wordml" xmlns:w15="http://schemas.microsoft.com/office/word/2012/wordml" xmlns:w16cei="http://schemas.microsoft.com/office/word/2026/wordml/cei" xmlns:w16cex="http://schemas.microsoft.com/office/word/2018/wordml/cex" xmlns:w16cid="http://schemas.microsoft.com/office/word/2016/wordml/cid" xmlns:w16="http://schemas.microsoft.com/office/word/2018/wordml" xmlns:w16du="http://schemas.microsoft.com/office/word/2023/wordml/word16du" xmlns:w16sdtdh="http://schemas.microsoft.com/office/word/2020/wordml/sdtdatahash" xmlns:w16sdtfl="http://schemas.microsoft.com/office/word/2024/wordml/sdtformatlock" xmlns:w16se="http://schemas.microsoft.com/office/word/2015/wordml/symex" xmlns:wpg="http://schemas.microsoft.com/office/word/2010/wordprocessingGroup" xmlns:wpi="http://schemas.microsoft.com/office/word/2010/wordprocessingInk" xmlns:wne="http://schemas.microsoft.com/office/word/2006/wordml" xmlns:wps="http://schemas.microsoft.com/office/word/2010/wordprocessingShape" mc:Ignorable="w14 w15 w16se w16cid w16 w16cex w16sdtdh w16sdtfl w16du wp14">
   <w:body>
     <w:p>
       <w:pPr>
@@ -19,6 +19,9 @@
     <w:p>
       <w:pPr>
         <w:pStyle w:val="Heading2"/>
+        <w:rPr>
+          <w:lang w:val="en-US"/>
+        </w:rPr>
       </w:pPr>
       <w:r>
         <w:rPr>
@@ -29,6 +32,33 @@
     </w:p>
     <w:p>
       <w:pPr>
+        <w:pStyle w:val="Heading2"/>
+        <w:rPr>
+          <w:lang w:val="en-US"/>
+        </w:rPr>
+      </w:pPr>
+      <w:r>
+        <w:rPr>
+          <w:lang w:val="en-US"/>
+        </w:rPr>
+        <w:t>Business Problem</w:t>
+      </w:r>
+    </w:p>
+    <w:p>
+      <w:pPr>
+        <w:rPr>
+          <w:lang w:val="en-US"/>
+        </w:rPr>
+      </w:pPr>
+      <w:r>
+        <w:rPr>
+          <w:lang w:val="en-US"/>
+        </w:rPr>
+        <w:t>The Organization has Employee Data But Lacks Clear Insights into Employee Performance, Attendance, Productivity, Training, and Promotion Eligibility. The Business needs to Analyze These Factors to  Identify Performance Patterns, Recognize area for Improvement and Support better HR Decision Making.</w:t>
+      </w:r>
+    </w:p>
+    <w:p>
+      <w:pPr>
         <w:pStyle w:val="Heading3"/>
         <w:rPr>
           <w:lang w:val="en-US"/>
@@ -51,21 +81,13 @@
         <w:rPr>
           <w:lang w:val="en-US"/>
         </w:rPr>
-        <w:t xml:space="preserve">To Analyze Employee Performance, Productivity, Attendance, </w:t>
-      </w:r>
-      <w:proofErr w:type="gramStart"/>
-      <w:r>
-        <w:rPr>
-          <w:lang w:val="en-US"/>
-        </w:rPr>
-        <w:t>Training  Data</w:t>
-      </w:r>
-      <w:proofErr w:type="gramEnd"/>
-      <w:r>
-        <w:rPr>
-          <w:lang w:val="en-US"/>
-        </w:rPr>
-        <w:t xml:space="preserve"> to Identify High Performing Employees Driven HR Decision on promotion and Employee Development</w:t>
+        <w:t>To Analyze Employee Performance, Productivity, Attendance, Training  Data to Identify High Performing Employees Driven HR Decision on promotion and Employee Development</w:t>
+      </w:r>
+      <w:r>
+        <w:rPr>
+          <w:lang w:val="en-US"/>
+        </w:rPr>
+        <w:t>.</w:t>
       </w:r>
     </w:p>
     <w:p>
@@ -103,16 +125,8 @@
         <w:rPr>
           <w:lang w:val="en-US"/>
         </w:rPr>
-        <w:t xml:space="preserve"> Number of Employees From all </w:t>
-      </w:r>
-      <w:proofErr w:type="gramStart"/>
-      <w:r>
-        <w:rPr>
-          <w:lang w:val="en-US"/>
-        </w:rPr>
-        <w:t>Department ?</w:t>
-      </w:r>
-      <w:proofErr w:type="gramEnd"/>
+        <w:t xml:space="preserve"> Number of Employees From all Department ?</w:t>
+      </w:r>
     </w:p>
     <w:p>
       <w:pPr>
@@ -129,30 +143,8 @@
         <w:rPr>
           <w:lang w:val="en-US"/>
         </w:rPr>
-        <w:t xml:space="preserve">Count Number of Employees </w:t>
-      </w:r>
-      <w:proofErr w:type="gramStart"/>
-      <w:r>
-        <w:rPr>
-          <w:lang w:val="en-US"/>
-        </w:rPr>
-        <w:t>From  Job</w:t>
-      </w:r>
-      <w:proofErr w:type="gramEnd"/>
-      <w:r>
-        <w:rPr>
-          <w:lang w:val="en-US"/>
-        </w:rPr>
-        <w:t xml:space="preserve"> </w:t>
-      </w:r>
-      <w:proofErr w:type="gramStart"/>
-      <w:r>
-        <w:rPr>
-          <w:lang w:val="en-US"/>
-        </w:rPr>
-        <w:t>Role ?</w:t>
-      </w:r>
-      <w:proofErr w:type="gramEnd"/>
+        <w:t>Count Number of Employees From  Job Role ?</w:t>
+      </w:r>
     </w:p>
     <w:p>
       <w:pPr>
@@ -175,16 +167,8 @@
         <w:rPr>
           <w:lang w:val="en-US"/>
         </w:rPr>
-        <w:t xml:space="preserve">Count Number of Highest Employee From all </w:t>
-      </w:r>
-      <w:proofErr w:type="gramStart"/>
-      <w:r>
-        <w:rPr>
-          <w:lang w:val="en-US"/>
-        </w:rPr>
-        <w:t>Departments ?</w:t>
-      </w:r>
-      <w:proofErr w:type="gramEnd"/>
+        <w:t>Count Number of Highest Employee From all Departments ?</w:t>
+      </w:r>
       <w:r>
         <w:rPr>
           <w:lang w:val="en-US"/>
@@ -207,16 +191,8 @@
         <w:rPr>
           <w:lang w:val="en-US"/>
         </w:rPr>
-        <w:t xml:space="preserve"> Count Average Attendance From all </w:t>
-      </w:r>
-      <w:proofErr w:type="gramStart"/>
-      <w:r>
-        <w:rPr>
-          <w:lang w:val="en-US"/>
-        </w:rPr>
-        <w:t>Departments ?</w:t>
-      </w:r>
-      <w:proofErr w:type="gramEnd"/>
+        <w:t xml:space="preserve"> Count Average Attendance From all Departments ?</w:t>
+      </w:r>
     </w:p>
     <w:p>
       <w:pPr>
@@ -233,16 +209,8 @@
         <w:rPr>
           <w:lang w:val="en-US"/>
         </w:rPr>
-        <w:t xml:space="preserve"> Count Average Performance From all </w:t>
-      </w:r>
-      <w:proofErr w:type="gramStart"/>
-      <w:r>
-        <w:rPr>
-          <w:lang w:val="en-US"/>
-        </w:rPr>
-        <w:t>Departments ?</w:t>
-      </w:r>
-      <w:proofErr w:type="gramEnd"/>
+        <w:t xml:space="preserve"> Count Average Performance From all Departments ?</w:t>
+      </w:r>
     </w:p>
     <w:p>
       <w:pPr>
@@ -259,44 +227,8 @@
         <w:rPr>
           <w:lang w:val="en-US"/>
         </w:rPr>
-        <w:t xml:space="preserve">Count Average Task </w:t>
-      </w:r>
-      <w:proofErr w:type="gramStart"/>
-      <w:r>
-        <w:rPr>
-          <w:lang w:val="en-US"/>
-        </w:rPr>
-        <w:t>completion</w:t>
-      </w:r>
-      <w:proofErr w:type="gramEnd"/>
-      <w:r>
-        <w:rPr>
-          <w:lang w:val="en-US"/>
-        </w:rPr>
-        <w:t xml:space="preserve"> </w:t>
-      </w:r>
-      <w:proofErr w:type="gramStart"/>
-      <w:r>
-        <w:rPr>
-          <w:lang w:val="en-US"/>
-        </w:rPr>
-        <w:t>From</w:t>
-      </w:r>
-      <w:proofErr w:type="gramEnd"/>
-      <w:r>
-        <w:rPr>
-          <w:lang w:val="en-US"/>
-        </w:rPr>
-        <w:t xml:space="preserve"> all </w:t>
-      </w:r>
-      <w:proofErr w:type="gramStart"/>
-      <w:r>
-        <w:rPr>
-          <w:lang w:val="en-US"/>
-        </w:rPr>
-        <w:t>Department ?</w:t>
-      </w:r>
-      <w:proofErr w:type="gramEnd"/>
+        <w:t>Count Average Task completion From all Department ?</w:t>
+      </w:r>
     </w:p>
     <w:p>
       <w:pPr>
@@ -319,16 +251,8 @@
         <w:rPr>
           <w:lang w:val="en-US"/>
         </w:rPr>
-        <w:t xml:space="preserve">From all </w:t>
-      </w:r>
-      <w:proofErr w:type="gramStart"/>
-      <w:r>
-        <w:rPr>
-          <w:lang w:val="en-US"/>
-        </w:rPr>
-        <w:t>Departments ?</w:t>
-      </w:r>
-      <w:proofErr w:type="gramEnd"/>
+        <w:t>From all Departments ?</w:t>
+      </w:r>
     </w:p>
     <w:p>
       <w:pPr>
@@ -345,30 +269,8 @@
         <w:rPr>
           <w:lang w:val="en-US"/>
         </w:rPr>
-        <w:t xml:space="preserve">Which Department has </w:t>
-      </w:r>
-      <w:proofErr w:type="gramStart"/>
-      <w:r>
-        <w:rPr>
-          <w:lang w:val="en-US"/>
-        </w:rPr>
-        <w:t>Highest  Attendance</w:t>
-      </w:r>
-      <w:proofErr w:type="gramEnd"/>
-      <w:r>
-        <w:rPr>
-          <w:lang w:val="en-US"/>
-        </w:rPr>
-        <w:t xml:space="preserve"> </w:t>
-      </w:r>
-      <w:proofErr w:type="gramStart"/>
-      <w:r>
-        <w:rPr>
-          <w:lang w:val="en-US"/>
-        </w:rPr>
-        <w:t>Rate ?</w:t>
-      </w:r>
-      <w:proofErr w:type="gramEnd"/>
+        <w:t>Which Department has Highest  Attendance Rate ?</w:t>
+      </w:r>
     </w:p>
     <w:p>
       <w:pPr>
@@ -385,16 +287,8 @@
         <w:rPr>
           <w:lang w:val="en-US"/>
         </w:rPr>
-        <w:t xml:space="preserve">Which Department has High Task Completion </w:t>
-      </w:r>
-      <w:proofErr w:type="gramStart"/>
-      <w:r>
-        <w:rPr>
-          <w:lang w:val="en-US"/>
-        </w:rPr>
-        <w:t>rate ?</w:t>
-      </w:r>
-      <w:proofErr w:type="gramEnd"/>
+        <w:t>Which Department has High Task Completion rate ?</w:t>
+      </w:r>
     </w:p>
     <w:p>
       <w:pPr>
@@ -411,21 +305,7 @@
         <w:rPr>
           <w:lang w:val="en-US"/>
         </w:rPr>
-        <w:t xml:space="preserve"> Total Training Hours By all </w:t>
-      </w:r>
-      <w:proofErr w:type="gramStart"/>
-      <w:r>
-        <w:rPr>
-          <w:lang w:val="en-US"/>
-        </w:rPr>
-        <w:t>Department ?</w:t>
-      </w:r>
-      <w:proofErr w:type="gramEnd"/>
-      <w:r>
-        <w:rPr>
-          <w:lang w:val="en-US"/>
-        </w:rPr>
-        <w:t xml:space="preserve"> </w:t>
+        <w:t xml:space="preserve"> Total Training Hours By all Department ? </w:t>
       </w:r>
     </w:p>
     <w:p>
@@ -443,16 +323,8 @@
         <w:rPr>
           <w:lang w:val="en-US"/>
         </w:rPr>
-        <w:t xml:space="preserve"> Total Work Hours Logged by all </w:t>
-      </w:r>
-      <w:proofErr w:type="gramStart"/>
-      <w:r>
-        <w:rPr>
-          <w:lang w:val="en-US"/>
-        </w:rPr>
-        <w:t>Departments ?</w:t>
-      </w:r>
-      <w:proofErr w:type="gramEnd"/>
+        <w:t xml:space="preserve"> Total Work Hours Logged by all Departments ?</w:t>
+      </w:r>
     </w:p>
     <w:p>
       <w:pPr>
@@ -469,16 +341,8 @@
         <w:rPr>
           <w:lang w:val="en-US"/>
         </w:rPr>
-        <w:t xml:space="preserve"> Which Department Has Low Attendance </w:t>
-      </w:r>
-      <w:proofErr w:type="gramStart"/>
-      <w:r>
-        <w:rPr>
-          <w:lang w:val="en-US"/>
-        </w:rPr>
-        <w:t>Rate ?</w:t>
-      </w:r>
-      <w:proofErr w:type="gramEnd"/>
+        <w:t xml:space="preserve"> Which Department Has Low Attendance Rate ?</w:t>
+      </w:r>
     </w:p>
     <w:p>
       <w:pPr>
@@ -495,16 +359,8 @@
         <w:rPr>
           <w:lang w:val="en-US"/>
         </w:rPr>
-        <w:t xml:space="preserve"> Total Performance By all </w:t>
-      </w:r>
-      <w:proofErr w:type="gramStart"/>
-      <w:r>
-        <w:rPr>
-          <w:lang w:val="en-US"/>
-        </w:rPr>
-        <w:t>Departments ?</w:t>
-      </w:r>
-      <w:proofErr w:type="gramEnd"/>
+        <w:t xml:space="preserve"> Total Performance By all Departments ?</w:t>
+      </w:r>
     </w:p>
     <w:p>
       <w:pPr>
@@ -539,71 +395,179 @@
         <w:rPr>
           <w:lang w:val="en-US"/>
         </w:rPr>
-        <w:t xml:space="preserve"> Count Number of </w:t>
-      </w:r>
-      <w:proofErr w:type="gramStart"/>
-      <w:r>
-        <w:rPr>
-          <w:lang w:val="en-US"/>
-        </w:rPr>
-        <w:t>Highest  and</w:t>
-      </w:r>
-      <w:proofErr w:type="gramEnd"/>
-      <w:r>
-        <w:rPr>
-          <w:lang w:val="en-US"/>
-        </w:rPr>
-        <w:t xml:space="preserve"> Lowest Department Who is Eligible </w:t>
-      </w:r>
-      <w:proofErr w:type="gramStart"/>
-      <w:r>
-        <w:rPr>
-          <w:lang w:val="en-US"/>
-        </w:rPr>
-        <w:t>For</w:t>
-      </w:r>
-      <w:proofErr w:type="gramEnd"/>
+        <w:t xml:space="preserve"> Count Number of Highest  and Lowest Department Who is Eligible For Promotion ?  </w:t>
+      </w:r>
+    </w:p>
+    <w:p>
+      <w:pPr>
+        <w:pStyle w:val="Heading2"/>
+        <w:rPr>
+          <w:lang w:val="en-US"/>
+        </w:rPr>
+      </w:pPr>
+      <w:r>
+        <w:rPr>
+          <w:lang w:val="en-US"/>
+        </w:rPr>
+        <w:t xml:space="preserve">Business Recommendation </w:t>
+      </w:r>
+    </w:p>
+    <w:p>
+      <w:pPr>
+        <w:pStyle w:val="ListParagraph"/>
+        <w:numPr>
+          <w:ilvl w:val="0"/>
+          <w:numId w:val="2"/>
+        </w:numPr>
+        <w:rPr>
+          <w:lang w:val="en-US"/>
+        </w:rPr>
+      </w:pPr>
+      <w:r>
+        <w:rPr>
+          <w:lang w:val="en-US"/>
+        </w:rPr>
+        <w:t xml:space="preserve">Provide Additional Training and Skill Development programs For Low-Performing </w:t>
+      </w:r>
+    </w:p>
+    <w:p>
+      <w:pPr>
+        <w:pStyle w:val="ListParagraph"/>
+        <w:rPr>
+          <w:lang w:val="en-US"/>
+        </w:rPr>
+      </w:pPr>
+      <w:r>
+        <w:rPr>
+          <w:lang w:val="en-US"/>
+        </w:rPr>
+        <w:t>Employees.</w:t>
+      </w:r>
+    </w:p>
+    <w:p>
+      <w:pPr>
+        <w:pStyle w:val="ListParagraph"/>
+        <w:numPr>
+          <w:ilvl w:val="0"/>
+          <w:numId w:val="2"/>
+        </w:numPr>
+        <w:rPr>
+          <w:lang w:val="en-US"/>
+        </w:rPr>
+      </w:pPr>
+      <w:r>
+        <w:rPr>
+          <w:lang w:val="en-US"/>
+        </w:rPr>
+        <w:t>Recognize and Reward High-Performing Employees to Improve Motivation and Retention.</w:t>
+      </w:r>
+    </w:p>
+    <w:p>
+      <w:pPr>
+        <w:pStyle w:val="ListParagraph"/>
+        <w:numPr>
+          <w:ilvl w:val="0"/>
+          <w:numId w:val="2"/>
+        </w:numPr>
+        <w:rPr>
+          <w:lang w:val="en-US"/>
+        </w:rPr>
+      </w:pPr>
+      <w:r>
+        <w:rPr>
+          <w:lang w:val="en-US"/>
+        </w:rPr>
+        <w:lastRenderedPageBreak/>
+        <w:t>Use Promotion Eligibility Metrics to Ensure Fair and Transparent promotion Decisions.</w:t>
+      </w:r>
+    </w:p>
+    <w:p>
+      <w:pPr>
+        <w:pStyle w:val="ListParagraph"/>
+        <w:numPr>
+          <w:ilvl w:val="0"/>
+          <w:numId w:val="2"/>
+        </w:numPr>
+        <w:rPr>
+          <w:lang w:val="en-US"/>
+        </w:rPr>
+      </w:pPr>
+      <w:r>
+        <w:rPr>
+          <w:lang w:val="en-US"/>
+        </w:rPr>
+        <w:t>Track Employee performance Continuo</w:t>
+      </w:r>
+      <w:r>
+        <w:rPr>
+          <w:lang w:val="en-US"/>
+        </w:rPr>
+        <w:t>usly using Interactive HR Dashboards.</w:t>
+      </w:r>
+    </w:p>
+    <w:p>
+      <w:pPr>
+        <w:pStyle w:val="ListParagraph"/>
+        <w:numPr>
+          <w:ilvl w:val="0"/>
+          <w:numId w:val="2"/>
+        </w:numPr>
+        <w:rPr>
+          <w:lang w:val="en-US"/>
+        </w:rPr>
+      </w:pPr>
+      <w:r>
+        <w:rPr>
+          <w:lang w:val="en-US"/>
+        </w:rPr>
+        <w:t>Use Data-Driven Insights to Improve Workforce Planning, performance management, and Talent Development.</w:t>
+      </w:r>
+    </w:p>
+    <w:p>
+      <w:pPr>
+        <w:pStyle w:val="ListParagraph"/>
+        <w:rPr>
+          <w:lang w:val="en-US"/>
+        </w:rPr>
+      </w:pPr>
+    </w:p>
+    <w:p>
+      <w:pPr>
+        <w:pStyle w:val="ListParagraph"/>
+        <w:rPr>
+          <w:lang w:val="en-US"/>
+        </w:rPr>
+      </w:pPr>
+    </w:p>
+    <w:p>
+      <w:pPr>
+        <w:pStyle w:val="ListParagraph"/>
+        <w:rPr>
+          <w:lang w:val="en-US"/>
+        </w:rPr>
+      </w:pPr>
+    </w:p>
+    <w:p>
+      <w:pPr>
+        <w:pStyle w:val="ListParagraph"/>
+        <w:rPr>
+          <w:lang w:val="en-US"/>
+        </w:rPr>
+      </w:pPr>
+    </w:p>
+    <w:p>
+      <w:pPr>
+        <w:pStyle w:val="ListParagraph"/>
+        <w:rPr>
+          <w:lang w:val="en-US"/>
+        </w:rPr>
+      </w:pPr>
       <w:r>
         <w:rPr>
           <w:lang w:val="en-US"/>
         </w:rPr>
         <w:t xml:space="preserve"> </w:t>
       </w:r>
-      <w:proofErr w:type="gramStart"/>
-      <w:r>
-        <w:rPr>
-          <w:lang w:val="en-US"/>
-        </w:rPr>
-        <w:t>Promotion ?</w:t>
-      </w:r>
-      <w:proofErr w:type="gramEnd"/>
-      <w:r>
-        <w:rPr>
-          <w:lang w:val="en-US"/>
-        </w:rPr>
-        <w:t xml:space="preserve">  </w:t>
-      </w:r>
-    </w:p>
-    <w:p>
-      <w:pPr>
-        <w:pStyle w:val="Heading2"/>
-        <w:rPr>
-          <w:lang w:val="en-US"/>
-        </w:rPr>
-      </w:pPr>
-      <w:r>
-        <w:rPr>
-          <w:lang w:val="en-US"/>
-        </w:rPr>
-        <w:t xml:space="preserve">Business Recommendation </w:t>
-      </w:r>
-    </w:p>
-    <w:p>
-      <w:pPr>
-        <w:rPr>
-          <w:lang w:val="en-US"/>
-        </w:rPr>
-      </w:pPr>
     </w:p>
     <w:p>
       <w:pPr>
@@ -657,7 +621,7 @@
 </file>
 
 <file path=word/numbering.xml><?xml version="1.0" encoding="utf-8"?>
-<w:numbering xmlns:wpc="http://schemas.microsoft.com/office/word/2010/wordprocessingCanvas" xmlns:cx="http://schemas.microsoft.com/office/drawing/2014/chartex" xmlns:cx1="http://schemas.microsoft.com/office/drawing/2015/9/8/chartex" xmlns:cx2="http://schemas.microsoft.com/office/drawing/2015/10/21/chartex" xmlns:cx3="http://schemas.microsoft.com/office/drawing/2016/5/9/chartex" xmlns:cx4="http://schemas.microsoft.com/office/drawing/2016/5/10/chartex" xmlns:cx5="http://schemas.microsoft.com/office/drawing/2016/5/11/chartex" xmlns:cx6="http://schemas.microsoft.com/office/drawing/2016/5/12/chartex" xmlns:cx7="http://schemas.microsoft.com/office/drawing/2016/5/13/chartex" xmlns:cx8="http://schemas.microsoft.com/office/drawing/2016/5/14/chartex" xmlns:mc="http://schemas.openxmlformats.org/markup-compatibility/2006" xmlns:aink="http://schemas.microsoft.com/office/drawing/2016/ink" xmlns:am3d="http://schemas.microsoft.com/office/drawing/2017/model3d" xmlns:o="urn:schemas-microsoft-com:office:office" xmlns:oel="http://schemas.microsoft.com/office/2019/extlst" xmlns:r="http://schemas.openxmlformats.org/officeDocument/2006/relationships" xmlns:m="http://schemas.openxmlformats.org/officeDocument/2006/math" xmlns:v="urn:schemas-microsoft-com:vml" xmlns:wp14="http://schemas.microsoft.com/office/word/2010/wordprocessingDrawing" xmlns:wp="http://schemas.openxmlformats.org/drawingml/2006/wordprocessingDrawing" xmlns:w10="urn:schemas-microsoft-com:office:word" xmlns:w="http://schemas.openxmlformats.org/wordprocessingml/2006/main" xmlns:w14="http://schemas.microsoft.com/office/word/2010/wordml" xmlns:w15="http://schemas.microsoft.com/office/word/2012/wordml" xmlns:w16cex="http://schemas.microsoft.com/office/word/2018/wordml/cex" xmlns:w16cid="http://schemas.microsoft.com/office/word/2016/wordml/cid" xmlns:w16="http://schemas.microsoft.com/office/word/2018/wordml" xmlns:w16du="http://schemas.microsoft.com/office/word/2023/wordml/word16du" xmlns:w16sdtdh="http://schemas.microsoft.com/office/word/2020/wordml/sdtdatahash" xmlns:w16sdtfl="http://schemas.microsoft.com/office/word/2024/wordml/sdtformatlock" xmlns:w16se="http://schemas.microsoft.com/office/word/2015/wordml/symex" xmlns:wpg="http://schemas.microsoft.com/office/word/2010/wordprocessingGroup" xmlns:wpi="http://schemas.microsoft.com/office/word/2010/wordprocessingInk" xmlns:wne="http://schemas.microsoft.com/office/word/2006/wordml" xmlns:wps="http://schemas.microsoft.com/office/word/2010/wordprocessingShape" mc:Ignorable="w14 w15 w16se w16cid w16 w16cex w16sdtdh w16sdtfl w16du wp14">
+<w:numbering xmlns:wpc="http://schemas.microsoft.com/office/word/2010/wordprocessingCanvas" xmlns:cx="http://schemas.microsoft.com/office/drawing/2014/chartex" xmlns:cx1="http://schemas.microsoft.com/office/drawing/2015/9/8/chartex" xmlns:cx2="http://schemas.microsoft.com/office/drawing/2015/10/21/chartex" xmlns:cx3="http://schemas.microsoft.com/office/drawing/2016/5/9/chartex" xmlns:cx4="http://schemas.microsoft.com/office/drawing/2016/5/10/chartex" xmlns:cx5="http://schemas.microsoft.com/office/drawing/2016/5/11/chartex" xmlns:cx6="http://schemas.microsoft.com/office/drawing/2016/5/12/chartex" xmlns:cx7="http://schemas.microsoft.com/office/drawing/2016/5/13/chartex" xmlns:cx8="http://schemas.microsoft.com/office/drawing/2016/5/14/chartex" xmlns:mc="http://schemas.openxmlformats.org/markup-compatibility/2006" xmlns:aink="http://schemas.microsoft.com/office/drawing/2016/ink" xmlns:am3d="http://schemas.microsoft.com/office/drawing/2017/model3d" xmlns:o="urn:schemas-microsoft-com:office:office" xmlns:oel="http://schemas.microsoft.com/office/2019/extlst" xmlns:r="http://schemas.openxmlformats.org/officeDocument/2006/relationships" xmlns:m="http://schemas.openxmlformats.org/officeDocument/2006/math" xmlns:v="urn:schemas-microsoft-com:vml" xmlns:wp14="http://schemas.microsoft.com/office/word/2010/wordprocessingDrawing" xmlns:wp="http://schemas.openxmlformats.org/drawingml/2006/wordprocessingDrawing" xmlns:w10="urn:schemas-microsoft-com:office:word" xmlns:w="http://schemas.openxmlformats.org/wordprocessingml/2006/main" xmlns:w14="http://schemas.microsoft.com/office/word/2010/wordml" xmlns:w15="http://schemas.microsoft.com/office/word/2012/wordml" xmlns:w16cei="http://schemas.microsoft.com/office/word/2026/wordml/cei" xmlns:w16cex="http://schemas.microsoft.com/office/word/2018/wordml/cex" xmlns:w16cid="http://schemas.microsoft.com/office/word/2016/wordml/cid" xmlns:w16="http://schemas.microsoft.com/office/word/2018/wordml" xmlns:w16du="http://schemas.microsoft.com/office/word/2023/wordml/word16du" xmlns:w16sdtdh="http://schemas.microsoft.com/office/word/2020/wordml/sdtdatahash" xmlns:w16sdtfl="http://schemas.microsoft.com/office/word/2024/wordml/sdtformatlock" xmlns:w16se="http://schemas.microsoft.com/office/word/2015/wordml/symex" xmlns:wpg="http://schemas.microsoft.com/office/word/2010/wordprocessingGroup" xmlns:wpi="http://schemas.microsoft.com/office/word/2010/wordprocessingInk" xmlns:wne="http://schemas.microsoft.com/office/word/2006/wordml" xmlns:wps="http://schemas.microsoft.com/office/word/2010/wordprocessingShape" mc:Ignorable="w14 w15 w16se w16cid w16 w16cex w16sdtdh w16sdtfl w16du wp14">
   <w:abstractNum w:abstractNumId="0" w15:restartNumberingAfterBreak="0">
     <w:nsid w:val="11F34726"/>
     <w:multiLevelType w:val="hybridMultilevel"/>
@@ -747,8 +711,100 @@
       </w:pPr>
     </w:lvl>
   </w:abstractNum>
+  <w:abstractNum w:abstractNumId="1" w15:restartNumberingAfterBreak="0">
+    <w:nsid w:val="667F6189"/>
+    <w:multiLevelType w:val="hybridMultilevel"/>
+    <w:tmpl w:val="62F0F392"/>
+    <w:lvl w:ilvl="0" w:tplc="40090011">
+      <w:start w:val="1"/>
+      <w:numFmt w:val="decimal"/>
+      <w:lvlText w:val="%1)"/>
+      <w:lvlJc w:val="left"/>
+      <w:pPr>
+        <w:ind w:left="720" w:hanging="360"/>
+      </w:pPr>
+      <w:rPr>
+        <w:rFonts w:hint="default"/>
+      </w:rPr>
+    </w:lvl>
+    <w:lvl w:ilvl="1" w:tplc="40090019" w:tentative="1">
+      <w:start w:val="1"/>
+      <w:numFmt w:val="lowerLetter"/>
+      <w:lvlText w:val="%2."/>
+      <w:lvlJc w:val="left"/>
+      <w:pPr>
+        <w:ind w:left="1440" w:hanging="360"/>
+      </w:pPr>
+    </w:lvl>
+    <w:lvl w:ilvl="2" w:tplc="4009001B" w:tentative="1">
+      <w:start w:val="1"/>
+      <w:numFmt w:val="lowerRoman"/>
+      <w:lvlText w:val="%3."/>
+      <w:lvlJc w:val="right"/>
+      <w:pPr>
+        <w:ind w:left="2160" w:hanging="180"/>
+      </w:pPr>
+    </w:lvl>
+    <w:lvl w:ilvl="3" w:tplc="4009000F" w:tentative="1">
+      <w:start w:val="1"/>
+      <w:numFmt w:val="decimal"/>
+      <w:lvlText w:val="%4."/>
+      <w:lvlJc w:val="left"/>
+      <w:pPr>
+        <w:ind w:left="2880" w:hanging="360"/>
+      </w:pPr>
+    </w:lvl>
+    <w:lvl w:ilvl="4" w:tplc="40090019" w:tentative="1">
+      <w:start w:val="1"/>
+      <w:numFmt w:val="lowerLetter"/>
+      <w:lvlText w:val="%5."/>
+      <w:lvlJc w:val="left"/>
+      <w:pPr>
+        <w:ind w:left="3600" w:hanging="360"/>
+      </w:pPr>
+    </w:lvl>
+    <w:lvl w:ilvl="5" w:tplc="4009001B" w:tentative="1">
+      <w:start w:val="1"/>
+      <w:numFmt w:val="lowerRoman"/>
+      <w:lvlText w:val="%6."/>
+      <w:lvlJc w:val="right"/>
+      <w:pPr>
+        <w:ind w:left="4320" w:hanging="180"/>
+      </w:pPr>
+    </w:lvl>
+    <w:lvl w:ilvl="6" w:tplc="4009000F" w:tentative="1">
+      <w:start w:val="1"/>
+      <w:numFmt w:val="decimal"/>
+      <w:lvlText w:val="%7."/>
+      <w:lvlJc w:val="left"/>
+      <w:pPr>
+        <w:ind w:left="5040" w:hanging="360"/>
+      </w:pPr>
+    </w:lvl>
+    <w:lvl w:ilvl="7" w:tplc="40090019" w:tentative="1">
+      <w:start w:val="1"/>
+      <w:numFmt w:val="lowerLetter"/>
+      <w:lvlText w:val="%8."/>
+      <w:lvlJc w:val="left"/>
+      <w:pPr>
+        <w:ind w:left="5760" w:hanging="360"/>
+      </w:pPr>
+    </w:lvl>
+    <w:lvl w:ilvl="8" w:tplc="4009001B" w:tentative="1">
+      <w:start w:val="1"/>
+      <w:numFmt w:val="lowerRoman"/>
+      <w:lvlText w:val="%9."/>
+      <w:lvlJc w:val="right"/>
+      <w:pPr>
+        <w:ind w:left="6480" w:hanging="180"/>
+      </w:pPr>
+    </w:lvl>
+  </w:abstractNum>
   <w:num w:numId="1" w16cid:durableId="517281973">
     <w:abstractNumId w:val="0"/>
+  </w:num>
+  <w:num w:numId="2" w16cid:durableId="1624768606">
+    <w:abstractNumId w:val="1"/>
   </w:num>
 </w:numbering>
 </file>
